--- a/Plans/Words/N13_ApplicationDevelopment_SRS.docx
+++ b/Plans/Words/N13_ApplicationDevelopment_SRS.docx
@@ -1,6 +1,6 @@
 
 <file path=word/document.xml><?xml version="1.0" encoding="utf-8"?>
-<w:document xmlns:wpc="http://schemas.microsoft.com/office/word/2010/wordprocessingCanvas" xmlns:cx="http://schemas.microsoft.com/office/drawing/2014/chartex" xmlns:mc="http://schemas.openxmlformats.org/markup-compatibility/2006" xmlns:o="urn:schemas-microsoft-com:office:office" xmlns:r="http://schemas.openxmlformats.org/officeDocument/2006/relationships" xmlns:m="http://schemas.openxmlformats.org/officeDocument/2006/math" xmlns:v="urn:schemas-microsoft-com:vml" xmlns:wp14="http://schemas.microsoft.com/office/word/2010/wordprocessingDrawing" xmlns:wp="http://schemas.openxmlformats.org/drawingml/2006/wordprocessingDrawing" xmlns:w10="urn:schemas-microsoft-com:office:word" xmlns:w="http://schemas.openxmlformats.org/wordprocessingml/2006/main" xmlns:w14="http://schemas.microsoft.com/office/word/2010/wordml" xmlns:w15="http://schemas.microsoft.com/office/word/2012/wordml" xmlns:w16se="http://schemas.microsoft.com/office/word/2015/wordml/symex" xmlns:wpg="http://schemas.microsoft.com/office/word/2010/wordprocessingGroup" xmlns:wpi="http://schemas.microsoft.com/office/word/2010/wordprocessingInk" xmlns:wne="http://schemas.microsoft.com/office/word/2006/wordml" xmlns:wps="http://schemas.microsoft.com/office/word/2010/wordprocessingShape" mc:Ignorable="w14 w15 w16se wp14">
+<w:document xmlns:wpc="http://schemas.microsoft.com/office/word/2010/wordprocessingCanvas" xmlns:cx="http://schemas.microsoft.com/office/drawing/2014/chartex" xmlns:cx1="http://schemas.microsoft.com/office/drawing/2015/9/8/chartex" xmlns:cx2="http://schemas.microsoft.com/office/drawing/2015/10/21/chartex" xmlns:cx3="http://schemas.microsoft.com/office/drawing/2016/5/9/chartex" xmlns:cx4="http://schemas.microsoft.com/office/drawing/2016/5/10/chartex" xmlns:cx5="http://schemas.microsoft.com/office/drawing/2016/5/11/chartex" xmlns:cx6="http://schemas.microsoft.com/office/drawing/2016/5/12/chartex" xmlns:cx7="http://schemas.microsoft.com/office/drawing/2016/5/13/chartex" xmlns:cx8="http://schemas.microsoft.com/office/drawing/2016/5/14/chartex" xmlns:mc="http://schemas.openxmlformats.org/markup-compatibility/2006" xmlns:aink="http://schemas.microsoft.com/office/drawing/2016/ink" xmlns:am3d="http://schemas.microsoft.com/office/drawing/2017/model3d" xmlns:o="urn:schemas-microsoft-com:office:office" xmlns:oel="http://schemas.microsoft.com/office/2019/extlst" xmlns:r="http://schemas.openxmlformats.org/officeDocument/2006/relationships" xmlns:m="http://schemas.openxmlformats.org/officeDocument/2006/math" xmlns:v="urn:schemas-microsoft-com:vml" xmlns:wp14="http://schemas.microsoft.com/office/word/2010/wordprocessingDrawing" xmlns:wp="http://schemas.openxmlformats.org/drawingml/2006/wordprocessingDrawing" xmlns:w10="urn:schemas-microsoft-com:office:word" xmlns:w="http://schemas.openxmlformats.org/wordprocessingml/2006/main" xmlns:w14="http://schemas.microsoft.com/office/word/2010/wordml" xmlns:w15="http://schemas.microsoft.com/office/word/2012/wordml" xmlns:w16cex="http://schemas.microsoft.com/office/word/2018/wordml/cex" xmlns:w16cid="http://schemas.microsoft.com/office/word/2016/wordml/cid" xmlns:w16="http://schemas.microsoft.com/office/word/2018/wordml" xmlns:w16sdtdh="http://schemas.microsoft.com/office/word/2020/wordml/sdtdatahash" xmlns:w16se="http://schemas.microsoft.com/office/word/2015/wordml/symex" xmlns:wpg="http://schemas.microsoft.com/office/word/2010/wordprocessingGroup" xmlns:wpi="http://schemas.microsoft.com/office/word/2010/wordprocessingInk" xmlns:wne="http://schemas.microsoft.com/office/word/2006/wordml" xmlns:wps="http://schemas.microsoft.com/office/word/2010/wordprocessingShape" mc:Ignorable="w14 w15 w16se w16cid w16 w16cex w16sdtdh wp14">
   <w:body>
     <w:sdt>
       <w:sdtPr>
@@ -230,7 +230,6 @@
             <w:dataBinding w:prefixMappings="xmlns:ns0='http://purl.org/dc/elements/1.1/' xmlns:ns1='http://schemas.openxmlformats.org/package/2006/metadata/core-properties' " w:xpath="/ns1:coreProperties[1]/ns0:title[1]" w:storeItemID="{6C3C8BC8-F283-45AE-878A-BAB7291924A1}"/>
             <w:text/>
           </w:sdtPr>
-          <w:sdtEndPr/>
           <w:sdtContent>
             <w:p>
               <w:pPr>
@@ -259,7 +258,18 @@
                   <w:sz w:val="72"/>
                   <w:szCs w:val="72"/>
                 </w:rPr>
-                <w:t>CHƯƠNG TRÌNH QUẢN LÝ HIỆU THUỐC TÂY TAM THANH- nhóm 06</w:t>
+                <w:t xml:space="preserve">E-Commercial Market Place- nhóm </w:t>
+              </w:r>
+              <w:r>
+                <w:rPr>
+                  <w:rFonts w:ascii="Times New Roman" w:eastAsiaTheme="majorEastAsia" w:hAnsi="Times New Roman" w:cs="Times New Roman"/>
+                  <w:b/>
+                  <w:caps/>
+                  <w:color w:val="000000" w:themeColor="text1"/>
+                  <w:sz w:val="72"/>
+                  <w:szCs w:val="72"/>
+                </w:rPr>
+                <w:t>13</w:t>
               </w:r>
             </w:p>
           </w:sdtContent>
@@ -280,7 +290,6 @@
             <w:dataBinding w:prefixMappings="xmlns:ns0='http://purl.org/dc/elements/1.1/' xmlns:ns1='http://schemas.openxmlformats.org/package/2006/metadata/core-properties' " w:xpath="/ns1:coreProperties[1]/ns0:subject[1]" w:storeItemID="{6C3C8BC8-F283-45AE-878A-BAB7291924A1}"/>
             <w:text/>
           </w:sdtPr>
-          <w:sdtEndPr/>
           <w:sdtContent>
             <w:p>
               <w:pPr>
@@ -400,7 +409,6 @@
                                     <w:calendar w:val="gregorian"/>
                                   </w:date>
                                 </w:sdtPr>
-                                <w:sdtEndPr/>
                                 <w:sdtContent>
                                   <w:p>
                                     <w:pPr>
@@ -451,7 +459,6 @@
                                     <w:dataBinding w:prefixMappings="xmlns:ns0='http://schemas.openxmlformats.org/officeDocument/2006/extended-properties' " w:xpath="/ns0:Properties[1]/ns0:Company[1]" w:storeItemID="{6668398D-A668-4E3E-A5EB-62B293D839F1}"/>
                                     <w:text/>
                                   </w:sdtPr>
-                                  <w:sdtEndPr/>
                                   <w:sdtContent>
                                     <w:r>
                                       <w:rPr>
@@ -486,7 +493,6 @@
                                     <w:dataBinding w:prefixMappings="xmlns:ns0='http://schemas.microsoft.com/office/2006/coverPageProps' " w:xpath="/ns0:CoverPageProperties[1]/ns0:CompanyAddress[1]" w:storeItemID="{55AF091B-3C7A-41E3-B477-F2FDAA23CFDA}"/>
                                     <w:text/>
                                   </w:sdtPr>
-                                  <w:sdtEndPr/>
                                   <w:sdtContent>
                                     <w:r>
                                       <w:rPr>
@@ -522,7 +528,7 @@
                     <v:stroke joinstyle="miter"/>
                     <v:path gradientshapeok="t" o:connecttype="rect"/>
                   </v:shapetype>
-                  <v:shape id="Text Box 142" o:spid="_x0000_s1026" type="#_x0000_t202" style="position:absolute;left:0;text-align:left;margin-left:0;margin-top:0;width:516pt;height:43.9pt;z-index:251659264;visibility:visible;mso-wrap-style:square;mso-width-percent:1000;mso-height-percent:0;mso-top-percent:850;mso-wrap-distance-left:9pt;mso-wrap-distance-top:0;mso-wrap-distance-right:9pt;mso-wrap-distance-bottom:0;mso-position-horizontal:center;mso-position-horizontal-relative:margin;mso-position-vertical-relative:page;mso-width-percent:1000;mso-height-percent:0;mso-top-percent:850;mso-width-relative:margin;mso-height-relative:page;v-text-anchor:bottom" o:gfxdata="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" filled="f" stroked="f" strokeweight=".5pt">
+                  <v:shape id="Text Box 142" o:spid="_x0000_s1026" type="#_x0000_t202" style="position:absolute;left:0;text-align:left;margin-left:0;margin-top:0;width:516pt;height:43.9pt;z-index:251659264;visibility:visible;mso-wrap-style:square;mso-width-percent:1000;mso-height-percent:0;mso-top-percent:850;mso-wrap-distance-left:9pt;mso-wrap-distance-top:0;mso-wrap-distance-right:9pt;mso-wrap-distance-bottom:0;mso-position-horizontal:center;mso-position-horizontal-relative:margin;mso-position-vertical-relative:page;mso-width-percent:1000;mso-height-percent:0;mso-top-percent:850;mso-width-relative:margin;mso-height-relative:page;v-text-anchor:bottom" o:gfxdata="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" filled="f" stroked="f" strokeweight=".5pt">
                     <v:textbox style="mso-fit-shape-to-text:t" inset="0,0,0,0">
                       <w:txbxContent>
                         <w:sdt>
@@ -8312,7 +8318,6 @@
       <w:pPr>
         <w:spacing w:after="0" w:line="360" w:lineRule="auto"/>
       </w:pPr>
-      <w:bookmarkStart w:id="15" w:name="_GoBack"/>
       <w:r>
         <w:rPr>
           <w:noProof/>
@@ -8359,7 +8364,6 @@
           </wp:inline>
         </w:drawing>
       </w:r>
-      <w:bookmarkEnd w:id="15"/>
     </w:p>
     <w:p>
       <w:pPr>
@@ -8372,8 +8376,8 @@
           <w:szCs w:val="26"/>
         </w:rPr>
       </w:pPr>
-      <w:bookmarkStart w:id="16" w:name="_Toc207611052"/>
-      <w:bookmarkStart w:id="17" w:name="_Toc209861674"/>
+      <w:bookmarkStart w:id="15" w:name="_Toc207611052"/>
+      <w:bookmarkStart w:id="16" w:name="_Toc209861674"/>
       <w:r>
         <w:rPr>
           <w:rFonts w:ascii="Times New Roman" w:hAnsi="Times New Roman"/>
@@ -8382,8 +8386,8 @@
         </w:rPr>
         <w:t>Danh sách các tác nhân và mô tả</w:t>
       </w:r>
+      <w:bookmarkEnd w:id="15"/>
       <w:bookmarkEnd w:id="16"/>
-      <w:bookmarkEnd w:id="17"/>
     </w:p>
     <w:tbl>
       <w:tblPr>
@@ -8630,8 +8634,8 @@
           <w:szCs w:val="26"/>
         </w:rPr>
       </w:pPr>
-      <w:bookmarkStart w:id="18" w:name="_Toc207611053"/>
-      <w:bookmarkStart w:id="19" w:name="_Toc209861675"/>
+      <w:bookmarkStart w:id="17" w:name="_Toc207611053"/>
+      <w:bookmarkStart w:id="18" w:name="_Toc209861675"/>
       <w:r>
         <w:rPr>
           <w:rFonts w:ascii="Times New Roman" w:hAnsi="Times New Roman"/>
@@ -8640,8 +8644,8 @@
         </w:rPr>
         <w:t>Danh sách Use case và mô tả</w:t>
       </w:r>
+      <w:bookmarkEnd w:id="17"/>
       <w:bookmarkEnd w:id="18"/>
-      <w:bookmarkEnd w:id="19"/>
     </w:p>
     <w:tbl>
       <w:tblPr>
@@ -10296,8 +10300,8 @@
           <w:szCs w:val="26"/>
         </w:rPr>
       </w:pPr>
-      <w:bookmarkStart w:id="20" w:name="_Toc207611054"/>
-      <w:bookmarkStart w:id="21" w:name="_Toc209861676"/>
+      <w:bookmarkStart w:id="19" w:name="_Toc207611054"/>
+      <w:bookmarkStart w:id="20" w:name="_Toc209861676"/>
       <w:r>
         <w:rPr>
           <w:rFonts w:ascii="Times New Roman" w:hAnsi="Times New Roman"/>
@@ -10307,8 +10311,8 @@
         <w:lastRenderedPageBreak/>
         <w:t>Các điều kiện phụ thuộc</w:t>
       </w:r>
+      <w:bookmarkEnd w:id="19"/>
       <w:bookmarkEnd w:id="20"/>
-      <w:bookmarkEnd w:id="21"/>
       <w:r>
         <w:rPr>
           <w:rFonts w:ascii="Times New Roman" w:hAnsi="Times New Roman"/>
@@ -10329,7 +10333,7 @@
           <w:szCs w:val="26"/>
         </w:rPr>
       </w:pPr>
-      <w:bookmarkStart w:id="22" w:name="_Toc207611055"/>
+      <w:bookmarkStart w:id="21" w:name="_Toc207611055"/>
       <w:r>
         <w:rPr>
           <w:rFonts w:ascii="Times New Roman" w:eastAsia="Times New Roman" w:hAnsi="Times New Roman" w:cs="Times New Roman"/>
@@ -10370,7 +10374,7 @@
           <w:szCs w:val="26"/>
         </w:rPr>
       </w:pPr>
-      <w:bookmarkStart w:id="23" w:name="_Toc209861677"/>
+      <w:bookmarkStart w:id="22" w:name="_Toc209861677"/>
       <w:r>
         <w:rPr>
           <w:rFonts w:ascii="Times New Roman" w:hAnsi="Times New Roman"/>
@@ -10381,8 +10385,8 @@
         <w:lastRenderedPageBreak/>
         <w:t>ĐẶC TẢ CÁC YÊU CẦU CHỨC NĂNG (FUNCTIONAL)</w:t>
       </w:r>
+      <w:bookmarkEnd w:id="21"/>
       <w:bookmarkEnd w:id="22"/>
-      <w:bookmarkEnd w:id="23"/>
     </w:p>
     <w:p>
       <w:pPr>
@@ -10403,7 +10407,7 @@
           <w:szCs w:val="26"/>
         </w:rPr>
       </w:pPr>
-      <w:bookmarkStart w:id="24" w:name="_Toc209861678"/>
+      <w:bookmarkStart w:id="23" w:name="_Toc209861678"/>
       <w:r>
         <w:rPr>
           <w:rFonts w:ascii="Times New Roman" w:hAnsi="Times New Roman"/>
@@ -10412,7 +10416,7 @@
         </w:rPr>
         <w:t>UC001_Đăng nhập</w:t>
       </w:r>
-      <w:bookmarkEnd w:id="24"/>
+      <w:bookmarkEnd w:id="23"/>
       <w:r>
         <w:rPr>
           <w:rFonts w:ascii="Times New Roman" w:hAnsi="Times New Roman"/>
@@ -10441,7 +10445,7 @@
           <w:szCs w:val="26"/>
         </w:rPr>
       </w:pPr>
-      <w:bookmarkStart w:id="25" w:name="_Toc209861679"/>
+      <w:bookmarkStart w:id="24" w:name="_Toc209861679"/>
       <w:r>
         <w:rPr>
           <w:rFonts w:ascii="Times New Roman" w:hAnsi="Times New Roman"/>
@@ -10450,7 +10454,7 @@
         </w:rPr>
         <w:t>Mô tả use case UC001</w:t>
       </w:r>
-      <w:bookmarkEnd w:id="25"/>
+      <w:bookmarkEnd w:id="24"/>
     </w:p>
     <w:tbl>
       <w:tblPr>
@@ -11203,7 +11207,7 @@
           <w:sz w:val="26"/>
         </w:rPr>
       </w:pPr>
-      <w:bookmarkStart w:id="26" w:name="_Toc209861680"/>
+      <w:bookmarkStart w:id="25" w:name="_Toc209861680"/>
       <w:r>
         <w:rPr>
           <w:rFonts w:ascii="Times New Roman" w:hAnsi="Times New Roman"/>
@@ -11220,7 +11224,7 @@
         </w:rPr>
         <w:t>Activity Diagram</w:t>
       </w:r>
-      <w:bookmarkEnd w:id="26"/>
+      <w:bookmarkEnd w:id="25"/>
     </w:p>
     <w:p>
       <w:pPr>
@@ -11301,7 +11305,7 @@
           <w:szCs w:val="26"/>
         </w:rPr>
       </w:pPr>
-      <w:bookmarkStart w:id="27" w:name="_Toc209861681"/>
+      <w:bookmarkStart w:id="26" w:name="_Toc209861681"/>
       <w:r>
         <w:rPr>
           <w:rFonts w:ascii="Times New Roman" w:hAnsi="Times New Roman"/>
@@ -11322,7 +11326,7 @@
         </w:rPr>
         <w:t xml:space="preserve"> Diagram</w:t>
       </w:r>
-      <w:bookmarkEnd w:id="27"/>
+      <w:bookmarkEnd w:id="26"/>
       <w:r>
         <w:rPr>
           <w:rFonts w:ascii="Times New Roman" w:hAnsi="Times New Roman"/>
@@ -11409,7 +11413,7 @@
           <w:szCs w:val="26"/>
         </w:rPr>
       </w:pPr>
-      <w:bookmarkStart w:id="28" w:name="_Toc209861682"/>
+      <w:bookmarkStart w:id="27" w:name="_Toc209861682"/>
       <w:r>
         <w:rPr>
           <w:rFonts w:ascii="Times New Roman" w:hAnsi="Times New Roman"/>
@@ -11418,7 +11422,7 @@
         </w:rPr>
         <w:t>UC002_Đăng xuất</w:t>
       </w:r>
-      <w:bookmarkEnd w:id="28"/>
+      <w:bookmarkEnd w:id="27"/>
       <w:r>
         <w:rPr>
           <w:rFonts w:ascii="Times New Roman" w:hAnsi="Times New Roman"/>
@@ -11446,7 +11450,7 @@
           <w:szCs w:val="26"/>
         </w:rPr>
       </w:pPr>
-      <w:bookmarkStart w:id="29" w:name="_Toc209861683"/>
+      <w:bookmarkStart w:id="28" w:name="_Toc209861683"/>
       <w:r>
         <w:rPr>
           <w:rFonts w:ascii="Times New Roman" w:hAnsi="Times New Roman"/>
@@ -11455,7 +11459,7 @@
         </w:rPr>
         <w:t>Mô tả use case UC002</w:t>
       </w:r>
-      <w:bookmarkEnd w:id="29"/>
+      <w:bookmarkEnd w:id="28"/>
     </w:p>
     <w:tbl>
       <w:tblPr>
@@ -12435,7 +12439,7 @@
           <w:sz w:val="26"/>
         </w:rPr>
       </w:pPr>
-      <w:bookmarkStart w:id="30" w:name="_Toc209861684"/>
+      <w:bookmarkStart w:id="29" w:name="_Toc209861684"/>
       <w:r>
         <w:rPr>
           <w:rFonts w:ascii="Times New Roman" w:hAnsi="Times New Roman"/>
@@ -12452,7 +12456,7 @@
         </w:rPr>
         <w:t>Activity Diagram</w:t>
       </w:r>
-      <w:bookmarkEnd w:id="30"/>
+      <w:bookmarkEnd w:id="29"/>
     </w:p>
     <w:p>
       <w:pPr>
@@ -12539,7 +12543,7 @@
           <w:szCs w:val="26"/>
         </w:rPr>
       </w:pPr>
-      <w:bookmarkStart w:id="31" w:name="_Toc209861685"/>
+      <w:bookmarkStart w:id="30" w:name="_Toc209861685"/>
       <w:r>
         <w:rPr>
           <w:rFonts w:ascii="Times New Roman" w:hAnsi="Times New Roman"/>
@@ -12560,7 +12564,7 @@
         </w:rPr>
         <w:t xml:space="preserve">  Diagram</w:t>
       </w:r>
-      <w:bookmarkEnd w:id="31"/>
+      <w:bookmarkEnd w:id="30"/>
       <w:r>
         <w:rPr>
           <w:rFonts w:ascii="Times New Roman" w:hAnsi="Times New Roman"/>
@@ -12660,7 +12664,7 @@
           <w:szCs w:val="26"/>
         </w:rPr>
       </w:pPr>
-      <w:bookmarkStart w:id="32" w:name="_Toc209861686"/>
+      <w:bookmarkStart w:id="31" w:name="_Toc209861686"/>
       <w:r>
         <w:rPr>
           <w:rFonts w:ascii="Times New Roman" w:hAnsi="Times New Roman"/>
@@ -12669,7 +12673,7 @@
         </w:rPr>
         <w:t>UC003_Quản lý thuốc</w:t>
       </w:r>
-      <w:bookmarkEnd w:id="32"/>
+      <w:bookmarkEnd w:id="31"/>
       <w:r>
         <w:rPr>
           <w:rFonts w:ascii="Times New Roman" w:hAnsi="Times New Roman"/>
@@ -12694,7 +12698,7 @@
           <w:szCs w:val="26"/>
         </w:rPr>
       </w:pPr>
-      <w:bookmarkStart w:id="33" w:name="_Toc209861687"/>
+      <w:bookmarkStart w:id="32" w:name="_Toc209861687"/>
       <w:r>
         <w:rPr>
           <w:rFonts w:ascii="Times New Roman" w:hAnsi="Times New Roman"/>
@@ -12703,7 +12707,7 @@
         </w:rPr>
         <w:t>Mô tả use case UC003</w:t>
       </w:r>
-      <w:bookmarkEnd w:id="33"/>
+      <w:bookmarkEnd w:id="32"/>
     </w:p>
     <w:tbl>
       <w:tblPr>
@@ -13872,7 +13876,7 @@
                 <w:szCs w:val="26"/>
               </w:rPr>
             </w:pPr>
-            <w:bookmarkStart w:id="34" w:name="_Toc209861688"/>
+            <w:bookmarkStart w:id="33" w:name="_Toc209861688"/>
             <w:r>
               <w:rPr>
                 <w:rFonts w:ascii="Times New Roman" w:hAnsi="Times New Roman"/>
@@ -13909,7 +13913,7 @@
               </w:rPr>
               <w:t>Hệ thống báo lỗi và yêu cầu chọn thuốc</w:t>
             </w:r>
-            <w:bookmarkEnd w:id="34"/>
+            <w:bookmarkEnd w:id="33"/>
           </w:p>
         </w:tc>
       </w:tr>
@@ -13941,7 +13945,7 @@
           <w:sz w:val="26"/>
         </w:rPr>
       </w:pPr>
-      <w:bookmarkStart w:id="35" w:name="_Toc209861689"/>
+      <w:bookmarkStart w:id="34" w:name="_Toc209861689"/>
       <w:r>
         <w:rPr>
           <w:rFonts w:ascii="Times New Roman" w:hAnsi="Times New Roman"/>
@@ -13957,7 +13961,7 @@
         </w:rPr>
         <w:t>Activity Diagram</w:t>
       </w:r>
-      <w:bookmarkEnd w:id="35"/>
+      <w:bookmarkEnd w:id="34"/>
     </w:p>
     <w:p>
       <w:pPr>
@@ -14058,7 +14062,7 @@
           <w:szCs w:val="26"/>
         </w:rPr>
       </w:pPr>
-      <w:bookmarkStart w:id="36" w:name="_Toc209861690"/>
+      <w:bookmarkStart w:id="35" w:name="_Toc209861690"/>
       <w:r>
         <w:rPr>
           <w:rFonts w:ascii="Times New Roman" w:hAnsi="Times New Roman"/>
@@ -14080,7 +14084,7 @@
         </w:rPr>
         <w:t xml:space="preserve">  Diagram</w:t>
       </w:r>
-      <w:bookmarkEnd w:id="36"/>
+      <w:bookmarkEnd w:id="35"/>
       <w:r>
         <w:rPr>
           <w:rFonts w:ascii="Times New Roman" w:hAnsi="Times New Roman"/>
@@ -14109,7 +14113,7 @@
           <w:szCs w:val="26"/>
         </w:rPr>
       </w:pPr>
-      <w:bookmarkStart w:id="37" w:name="_Toc209861691"/>
+      <w:bookmarkStart w:id="36" w:name="_Toc209861691"/>
       <w:r>
         <w:rPr>
           <w:rFonts w:ascii="Times New Roman" w:hAnsi="Times New Roman"/>
@@ -14161,7 +14165,7 @@
           </wp:inline>
         </w:drawing>
       </w:r>
-      <w:bookmarkEnd w:id="37"/>
+      <w:bookmarkEnd w:id="36"/>
     </w:p>
     <w:p>
       <w:pPr>
@@ -14224,7 +14228,7 @@
           <w:szCs w:val="26"/>
         </w:rPr>
       </w:pPr>
-      <w:bookmarkStart w:id="38" w:name="_Toc209861692"/>
+      <w:bookmarkStart w:id="37" w:name="_Toc209861692"/>
       <w:r>
         <w:rPr>
           <w:rFonts w:ascii="Times New Roman" w:hAnsi="Times New Roman"/>
@@ -14234,7 +14238,7 @@
         <w:lastRenderedPageBreak/>
         <w:t>UC004_Thống Kê</w:t>
       </w:r>
-      <w:bookmarkEnd w:id="38"/>
+      <w:bookmarkEnd w:id="37"/>
       <w:r>
         <w:rPr>
           <w:rFonts w:ascii="Times New Roman" w:hAnsi="Times New Roman"/>
@@ -14262,7 +14266,7 @@
           <w:szCs w:val="26"/>
         </w:rPr>
       </w:pPr>
-      <w:bookmarkStart w:id="39" w:name="_Toc209861693"/>
+      <w:bookmarkStart w:id="38" w:name="_Toc209861693"/>
       <w:r>
         <w:rPr>
           <w:rFonts w:ascii="Times New Roman" w:hAnsi="Times New Roman"/>
@@ -14271,7 +14275,7 @@
         </w:rPr>
         <w:t>Mô tả use case UC004</w:t>
       </w:r>
-      <w:bookmarkEnd w:id="39"/>
+      <w:bookmarkEnd w:id="38"/>
     </w:p>
     <w:tbl>
       <w:tblPr>
@@ -25970,7 +25974,7 @@
           <w:szCs w:val="26"/>
         </w:rPr>
       </w:pPr>
-      <w:bookmarkStart w:id="40" w:name="_Toc207611062"/>
+      <w:bookmarkStart w:id="39" w:name="_Toc207611062"/>
     </w:p>
     <w:p>
       <w:pPr>
@@ -25984,7 +25988,7 @@
           <w:szCs w:val="26"/>
         </w:rPr>
       </w:pPr>
-      <w:bookmarkStart w:id="41" w:name="_Toc209861694"/>
+      <w:bookmarkStart w:id="40" w:name="_Toc209861694"/>
       <w:r>
         <w:rPr>
           <w:rFonts w:ascii="Times New Roman" w:hAnsi="Times New Roman"/>
@@ -25995,7 +25999,7 @@
         <w:lastRenderedPageBreak/>
         <w:t>BIỂU ĐỒ LỚP</w:t>
       </w:r>
-      <w:bookmarkEnd w:id="40"/>
+      <w:bookmarkEnd w:id="39"/>
       <w:r>
         <w:rPr>
           <w:rFonts w:ascii="Times New Roman" w:hAnsi="Times New Roman"/>
@@ -26005,7 +26009,7 @@
         </w:rPr>
         <w:t>:</w:t>
       </w:r>
-      <w:bookmarkEnd w:id="41"/>
+      <w:bookmarkEnd w:id="40"/>
     </w:p>
     <w:p>
       <w:pPr>
@@ -26017,7 +26021,7 @@
           <w:szCs w:val="18"/>
         </w:rPr>
       </w:pPr>
-      <w:bookmarkStart w:id="42" w:name="_Toc209861695"/>
+      <w:bookmarkStart w:id="41" w:name="_Toc209861695"/>
       <w:r>
         <w:rPr>
           <w:rFonts w:ascii="Times New Roman" w:hAnsi="Times New Roman"/>
@@ -26026,7 +26030,7 @@
         </w:rPr>
         <w:t>Biểu đồ lớp (Entity):</w:t>
       </w:r>
-      <w:bookmarkEnd w:id="42"/>
+      <w:bookmarkEnd w:id="41"/>
     </w:p>
     <w:p>
       <w:pPr>
@@ -26090,7 +26094,7 @@
           <w:szCs w:val="18"/>
         </w:rPr>
       </w:pPr>
-      <w:bookmarkStart w:id="43" w:name="_Toc209861696"/>
+      <w:bookmarkStart w:id="42" w:name="_Toc209861696"/>
       <w:r>
         <w:rPr>
           <w:rFonts w:ascii="Times New Roman" w:hAnsi="Times New Roman"/>
@@ -26099,7 +26103,7 @@
         </w:rPr>
         <w:t>Biểu đồ lớp tổng quát:</w:t>
       </w:r>
-      <w:bookmarkEnd w:id="43"/>
+      <w:bookmarkEnd w:id="42"/>
     </w:p>
     <w:p>
       <w:pPr>
@@ -26258,7 +26262,7 @@
 </file>
 
 <file path=word/endnotes.xml><?xml version="1.0" encoding="utf-8"?>
-<w:endnotes xmlns:wpc="http://schemas.microsoft.com/office/word/2010/wordprocessingCanvas" xmlns:cx="http://schemas.microsoft.com/office/drawing/2014/chartex" xmlns:mc="http://schemas.openxmlformats.org/markup-compatibility/2006" xmlns:o="urn:schemas-microsoft-com:office:office" xmlns:r="http://schemas.openxmlformats.org/officeDocument/2006/relationships" xmlns:m="http://schemas.openxmlformats.org/officeDocument/2006/math" xmlns:v="urn:schemas-microsoft-com:vml" xmlns:wp14="http://schemas.microsoft.com/office/word/2010/wordprocessingDrawing" xmlns:wp="http://schemas.openxmlformats.org/drawingml/2006/wordprocessingDrawing" xmlns:w10="urn:schemas-microsoft-com:office:word" xmlns:w="http://schemas.openxmlformats.org/wordprocessingml/2006/main" xmlns:w14="http://schemas.microsoft.com/office/word/2010/wordml" xmlns:w15="http://schemas.microsoft.com/office/word/2012/wordml" xmlns:w16se="http://schemas.microsoft.com/office/word/2015/wordml/symex" xmlns:wpg="http://schemas.microsoft.com/office/word/2010/wordprocessingGroup" xmlns:wpi="http://schemas.microsoft.com/office/word/2010/wordprocessingInk" xmlns:wne="http://schemas.microsoft.com/office/word/2006/wordml" xmlns:wps="http://schemas.microsoft.com/office/word/2010/wordprocessingShape" mc:Ignorable="w14 w15 w16se wp14">
+<w:endnotes xmlns:wpc="http://schemas.microsoft.com/office/word/2010/wordprocessingCanvas" xmlns:cx="http://schemas.microsoft.com/office/drawing/2014/chartex" xmlns:cx1="http://schemas.microsoft.com/office/drawing/2015/9/8/chartex" xmlns:cx2="http://schemas.microsoft.com/office/drawing/2015/10/21/chartex" xmlns:cx3="http://schemas.microsoft.com/office/drawing/2016/5/9/chartex" xmlns:cx4="http://schemas.microsoft.com/office/drawing/2016/5/10/chartex" xmlns:cx5="http://schemas.microsoft.com/office/drawing/2016/5/11/chartex" xmlns:cx6="http://schemas.microsoft.com/office/drawing/2016/5/12/chartex" xmlns:cx7="http://schemas.microsoft.com/office/drawing/2016/5/13/chartex" xmlns:cx8="http://schemas.microsoft.com/office/drawing/2016/5/14/chartex" xmlns:mc="http://schemas.openxmlformats.org/markup-compatibility/2006" xmlns:aink="http://schemas.microsoft.com/office/drawing/2016/ink" xmlns:am3d="http://schemas.microsoft.com/office/drawing/2017/model3d" xmlns:o="urn:schemas-microsoft-com:office:office" xmlns:oel="http://schemas.microsoft.com/office/2019/extlst" xmlns:r="http://schemas.openxmlformats.org/officeDocument/2006/relationships" xmlns:m="http://schemas.openxmlformats.org/officeDocument/2006/math" xmlns:v="urn:schemas-microsoft-com:vml" xmlns:wp14="http://schemas.microsoft.com/office/word/2010/wordprocessingDrawing" xmlns:wp="http://schemas.openxmlformats.org/drawingml/2006/wordprocessingDrawing" xmlns:w10="urn:schemas-microsoft-com:office:word" xmlns:w="http://schemas.openxmlformats.org/wordprocessingml/2006/main" xmlns:w14="http://schemas.microsoft.com/office/word/2010/wordml" xmlns:w15="http://schemas.microsoft.com/office/word/2012/wordml" xmlns:w16cex="http://schemas.microsoft.com/office/word/2018/wordml/cex" xmlns:w16cid="http://schemas.microsoft.com/office/word/2016/wordml/cid" xmlns:w16="http://schemas.microsoft.com/office/word/2018/wordml" xmlns:w16sdtdh="http://schemas.microsoft.com/office/word/2020/wordml/sdtdatahash" xmlns:w16se="http://schemas.microsoft.com/office/word/2015/wordml/symex" xmlns:wpg="http://schemas.microsoft.com/office/word/2010/wordprocessingGroup" xmlns:wpi="http://schemas.microsoft.com/office/word/2010/wordprocessingInk" xmlns:wne="http://schemas.microsoft.com/office/word/2006/wordml" xmlns:wps="http://schemas.microsoft.com/office/word/2010/wordprocessingShape" mc:Ignorable="w14 w15 w16se w16cid w16 w16cex w16sdtdh wp14">
   <w:endnote w:type="separator" w:id="-1">
     <w:p>
       <w:pPr>
@@ -26283,7 +26287,7 @@
 </file>
 
 <file path=word/footer1.xml><?xml version="1.0" encoding="utf-8"?>
-<w:ftr xmlns:wpc="http://schemas.microsoft.com/office/word/2010/wordprocessingCanvas" xmlns:cx="http://schemas.microsoft.com/office/drawing/2014/chartex" xmlns:mc="http://schemas.openxmlformats.org/markup-compatibility/2006" xmlns:o="urn:schemas-microsoft-com:office:office" xmlns:r="http://schemas.openxmlformats.org/officeDocument/2006/relationships" xmlns:m="http://schemas.openxmlformats.org/officeDocument/2006/math" xmlns:v="urn:schemas-microsoft-com:vml" xmlns:wp14="http://schemas.microsoft.com/office/word/2010/wordprocessingDrawing" xmlns:wp="http://schemas.openxmlformats.org/drawingml/2006/wordprocessingDrawing" xmlns:w10="urn:schemas-microsoft-com:office:word" xmlns:w="http://schemas.openxmlformats.org/wordprocessingml/2006/main" xmlns:w14="http://schemas.microsoft.com/office/word/2010/wordml" xmlns:w15="http://schemas.microsoft.com/office/word/2012/wordml" xmlns:w16se="http://schemas.microsoft.com/office/word/2015/wordml/symex" xmlns:wpg="http://schemas.microsoft.com/office/word/2010/wordprocessingGroup" xmlns:wpi="http://schemas.microsoft.com/office/word/2010/wordprocessingInk" xmlns:wne="http://schemas.microsoft.com/office/word/2006/wordml" xmlns:wps="http://schemas.microsoft.com/office/word/2010/wordprocessingShape" mc:Ignorable="w14 w15 w16se wp14">
+<w:ftr xmlns:wpc="http://schemas.microsoft.com/office/word/2010/wordprocessingCanvas" xmlns:cx="http://schemas.microsoft.com/office/drawing/2014/chartex" xmlns:cx1="http://schemas.microsoft.com/office/drawing/2015/9/8/chartex" xmlns:cx2="http://schemas.microsoft.com/office/drawing/2015/10/21/chartex" xmlns:cx3="http://schemas.microsoft.com/office/drawing/2016/5/9/chartex" xmlns:cx4="http://schemas.microsoft.com/office/drawing/2016/5/10/chartex" xmlns:cx5="http://schemas.microsoft.com/office/drawing/2016/5/11/chartex" xmlns:cx6="http://schemas.microsoft.com/office/drawing/2016/5/12/chartex" xmlns:cx7="http://schemas.microsoft.com/office/drawing/2016/5/13/chartex" xmlns:cx8="http://schemas.microsoft.com/office/drawing/2016/5/14/chartex" xmlns:mc="http://schemas.openxmlformats.org/markup-compatibility/2006" xmlns:aink="http://schemas.microsoft.com/office/drawing/2016/ink" xmlns:am3d="http://schemas.microsoft.com/office/drawing/2017/model3d" xmlns:o="urn:schemas-microsoft-com:office:office" xmlns:oel="http://schemas.microsoft.com/office/2019/extlst" xmlns:r="http://schemas.openxmlformats.org/officeDocument/2006/relationships" xmlns:m="http://schemas.openxmlformats.org/officeDocument/2006/math" xmlns:v="urn:schemas-microsoft-com:vml" xmlns:wp14="http://schemas.microsoft.com/office/word/2010/wordprocessingDrawing" xmlns:wp="http://schemas.openxmlformats.org/drawingml/2006/wordprocessingDrawing" xmlns:w10="urn:schemas-microsoft-com:office:word" xmlns:w="http://schemas.openxmlformats.org/wordprocessingml/2006/main" xmlns:w14="http://schemas.microsoft.com/office/word/2010/wordml" xmlns:w15="http://schemas.microsoft.com/office/word/2012/wordml" xmlns:w16cex="http://schemas.microsoft.com/office/word/2018/wordml/cex" xmlns:w16cid="http://schemas.microsoft.com/office/word/2016/wordml/cid" xmlns:w16="http://schemas.microsoft.com/office/word/2018/wordml" xmlns:w16sdtdh="http://schemas.microsoft.com/office/word/2020/wordml/sdtdatahash" xmlns:w16se="http://schemas.microsoft.com/office/word/2015/wordml/symex" xmlns:wpg="http://schemas.microsoft.com/office/word/2010/wordprocessingGroup" xmlns:wpi="http://schemas.microsoft.com/office/word/2010/wordprocessingInk" xmlns:wne="http://schemas.microsoft.com/office/word/2006/wordml" xmlns:wps="http://schemas.microsoft.com/office/word/2010/wordprocessingShape" mc:Ignorable="w14 w15 w16se w16cid w16 w16cex w16sdtdh wp14">
   <w:sdt>
     <w:sdtPr>
       <w:rPr>
@@ -26294,7 +26298,6 @@
       </w:rPr>
       <w:id w:val="1140925454"/>
     </w:sdtPr>
-    <w:sdtEndPr/>
     <w:sdtContent>
       <w:p>
         <w:pPr>
@@ -26369,7 +26372,7 @@
                 </wp:anchor>
               </w:drawing>
             </mc:Choice>
-            <mc:Fallback xmlns:wpsCustomData="http://www.wps.cn/officeDocument/2013/wpsCustomData" xmlns:w16sdtfl="http://schemas.microsoft.com/office/word/2024/wordml/sdtformatlock" xmlns:w16sdtdh="http://schemas.microsoft.com/office/word/2020/wordml/sdtdatahash" xmlns:w16du="http://schemas.microsoft.com/office/word/2023/wordml/word16du" xmlns:w16="http://schemas.microsoft.com/office/word/2018/wordml" xmlns:w16cid="http://schemas.microsoft.com/office/word/2016/wordml/cid" xmlns:w16cex="http://schemas.microsoft.com/office/word/2018/wordml/cex" xmlns:oel="http://schemas.microsoft.com/office/2019/extlst" xmlns:am3d="http://schemas.microsoft.com/office/drawing/2017/model3d" xmlns:aink="http://schemas.microsoft.com/office/drawing/2016/ink" xmlns:cx8="http://schemas.microsoft.com/office/drawing/2016/5/14/chartex" xmlns:cx7="http://schemas.microsoft.com/office/drawing/2016/5/13/chartex" xmlns:cx6="http://schemas.microsoft.com/office/drawing/2016/5/12/chartex" xmlns:cx5="http://schemas.microsoft.com/office/drawing/2016/5/11/chartex" xmlns:cx4="http://schemas.microsoft.com/office/drawing/2016/5/10/chartex" xmlns:cx3="http://schemas.microsoft.com/office/drawing/2016/5/9/chartex" xmlns:cx2="http://schemas.microsoft.com/office/drawing/2015/10/21/chartex" xmlns:cx1="http://schemas.microsoft.com/office/drawing/2015/9/8/chartex">
+            <mc:Fallback xmlns:w16du="http://schemas.microsoft.com/office/word/2023/wordml/word16du" xmlns:w16sdtfl="http://schemas.microsoft.com/office/word/2024/wordml/sdtformatlock" xmlns:wpsCustomData="http://www.wps.cn/officeDocument/2013/wpsCustomData">
               <w:pict>
                 <v:line id="_x0000_s1026" o:spid="_x0000_s1026" o:spt="20" style="position:absolute;left:0pt;margin-left:-4.2pt;margin-top:-2.5pt;height:0pt;width:501.75pt;z-index:251659264;mso-width-relative:page;mso-height-relative:page;" filled="f" stroked="t" coordsize="21600,21600" o:gfxdata="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">
                   <v:fill on="f" focussize="0,0"/>
@@ -26458,7 +26461,7 @@
 </file>
 
 <file path=word/footnotes.xml><?xml version="1.0" encoding="utf-8"?>
-<w:footnotes xmlns:wpc="http://schemas.microsoft.com/office/word/2010/wordprocessingCanvas" xmlns:cx="http://schemas.microsoft.com/office/drawing/2014/chartex" xmlns:mc="http://schemas.openxmlformats.org/markup-compatibility/2006" xmlns:o="urn:schemas-microsoft-com:office:office" xmlns:r="http://schemas.openxmlformats.org/officeDocument/2006/relationships" xmlns:m="http://schemas.openxmlformats.org/officeDocument/2006/math" xmlns:v="urn:schemas-microsoft-com:vml" xmlns:wp14="http://schemas.microsoft.com/office/word/2010/wordprocessingDrawing" xmlns:wp="http://schemas.openxmlformats.org/drawingml/2006/wordprocessingDrawing" xmlns:w10="urn:schemas-microsoft-com:office:word" xmlns:w="http://schemas.openxmlformats.org/wordprocessingml/2006/main" xmlns:w14="http://schemas.microsoft.com/office/word/2010/wordml" xmlns:w15="http://schemas.microsoft.com/office/word/2012/wordml" xmlns:w16se="http://schemas.microsoft.com/office/word/2015/wordml/symex" xmlns:wpg="http://schemas.microsoft.com/office/word/2010/wordprocessingGroup" xmlns:wpi="http://schemas.microsoft.com/office/word/2010/wordprocessingInk" xmlns:wne="http://schemas.microsoft.com/office/word/2006/wordml" xmlns:wps="http://schemas.microsoft.com/office/word/2010/wordprocessingShape" mc:Ignorable="w14 w15 w16se wp14">
+<w:footnotes xmlns:wpc="http://schemas.microsoft.com/office/word/2010/wordprocessingCanvas" xmlns:cx="http://schemas.microsoft.com/office/drawing/2014/chartex" xmlns:cx1="http://schemas.microsoft.com/office/drawing/2015/9/8/chartex" xmlns:cx2="http://schemas.microsoft.com/office/drawing/2015/10/21/chartex" xmlns:cx3="http://schemas.microsoft.com/office/drawing/2016/5/9/chartex" xmlns:cx4="http://schemas.microsoft.com/office/drawing/2016/5/10/chartex" xmlns:cx5="http://schemas.microsoft.com/office/drawing/2016/5/11/chartex" xmlns:cx6="http://schemas.microsoft.com/office/drawing/2016/5/12/chartex" xmlns:cx7="http://schemas.microsoft.com/office/drawing/2016/5/13/chartex" xmlns:cx8="http://schemas.microsoft.com/office/drawing/2016/5/14/chartex" xmlns:mc="http://schemas.openxmlformats.org/markup-compatibility/2006" xmlns:aink="http://schemas.microsoft.com/office/drawing/2016/ink" xmlns:am3d="http://schemas.microsoft.com/office/drawing/2017/model3d" xmlns:o="urn:schemas-microsoft-com:office:office" xmlns:oel="http://schemas.microsoft.com/office/2019/extlst" xmlns:r="http://schemas.openxmlformats.org/officeDocument/2006/relationships" xmlns:m="http://schemas.openxmlformats.org/officeDocument/2006/math" xmlns:v="urn:schemas-microsoft-com:vml" xmlns:wp14="http://schemas.microsoft.com/office/word/2010/wordprocessingDrawing" xmlns:wp="http://schemas.openxmlformats.org/drawingml/2006/wordprocessingDrawing" xmlns:w10="urn:schemas-microsoft-com:office:word" xmlns:w="http://schemas.openxmlformats.org/wordprocessingml/2006/main" xmlns:w14="http://schemas.microsoft.com/office/word/2010/wordml" xmlns:w15="http://schemas.microsoft.com/office/word/2012/wordml" xmlns:w16cex="http://schemas.microsoft.com/office/word/2018/wordml/cex" xmlns:w16cid="http://schemas.microsoft.com/office/word/2016/wordml/cid" xmlns:w16="http://schemas.microsoft.com/office/word/2018/wordml" xmlns:w16sdtdh="http://schemas.microsoft.com/office/word/2020/wordml/sdtdatahash" xmlns:w16se="http://schemas.microsoft.com/office/word/2015/wordml/symex" xmlns:wpg="http://schemas.microsoft.com/office/word/2010/wordprocessingGroup" xmlns:wpi="http://schemas.microsoft.com/office/word/2010/wordprocessingInk" xmlns:wne="http://schemas.microsoft.com/office/word/2006/wordml" xmlns:wps="http://schemas.microsoft.com/office/word/2010/wordprocessingShape" mc:Ignorable="w14 w15 w16se w16cid w16 w16cex w16sdtdh wp14">
   <w:footnote w:type="separator" w:id="-1">
     <w:p>
       <w:pPr>
@@ -26483,7 +26486,7 @@
 </file>
 
 <file path=word/numbering.xml><?xml version="1.0" encoding="utf-8"?>
-<w:numbering xmlns:wpc="http://schemas.microsoft.com/office/word/2010/wordprocessingCanvas" xmlns:cx="http://schemas.microsoft.com/office/drawing/2014/chartex" xmlns:mc="http://schemas.openxmlformats.org/markup-compatibility/2006" xmlns:o="urn:schemas-microsoft-com:office:office" xmlns:r="http://schemas.openxmlformats.org/officeDocument/2006/relationships" xmlns:m="http://schemas.openxmlformats.org/officeDocument/2006/math" xmlns:v="urn:schemas-microsoft-com:vml" xmlns:wp14="http://schemas.microsoft.com/office/word/2010/wordprocessingDrawing" xmlns:wp="http://schemas.openxmlformats.org/drawingml/2006/wordprocessingDrawing" xmlns:w10="urn:schemas-microsoft-com:office:word" xmlns:w="http://schemas.openxmlformats.org/wordprocessingml/2006/main" xmlns:w14="http://schemas.microsoft.com/office/word/2010/wordml" xmlns:w15="http://schemas.microsoft.com/office/word/2012/wordml" xmlns:w16se="http://schemas.microsoft.com/office/word/2015/wordml/symex" xmlns:wpg="http://schemas.microsoft.com/office/word/2010/wordprocessingGroup" xmlns:wpi="http://schemas.microsoft.com/office/word/2010/wordprocessingInk" xmlns:wne="http://schemas.microsoft.com/office/word/2006/wordml" xmlns:wps="http://schemas.microsoft.com/office/word/2010/wordprocessingShape" mc:Ignorable="w14 w15 w16se wp14">
+<w:numbering xmlns:wpc="http://schemas.microsoft.com/office/word/2010/wordprocessingCanvas" xmlns:cx="http://schemas.microsoft.com/office/drawing/2014/chartex" xmlns:cx1="http://schemas.microsoft.com/office/drawing/2015/9/8/chartex" xmlns:cx2="http://schemas.microsoft.com/office/drawing/2015/10/21/chartex" xmlns:cx3="http://schemas.microsoft.com/office/drawing/2016/5/9/chartex" xmlns:cx4="http://schemas.microsoft.com/office/drawing/2016/5/10/chartex" xmlns:cx5="http://schemas.microsoft.com/office/drawing/2016/5/11/chartex" xmlns:cx6="http://schemas.microsoft.com/office/drawing/2016/5/12/chartex" xmlns:cx7="http://schemas.microsoft.com/office/drawing/2016/5/13/chartex" xmlns:cx8="http://schemas.microsoft.com/office/drawing/2016/5/14/chartex" xmlns:mc="http://schemas.openxmlformats.org/markup-compatibility/2006" xmlns:aink="http://schemas.microsoft.com/office/drawing/2016/ink" xmlns:am3d="http://schemas.microsoft.com/office/drawing/2017/model3d" xmlns:o="urn:schemas-microsoft-com:office:office" xmlns:oel="http://schemas.microsoft.com/office/2019/extlst" xmlns:r="http://schemas.openxmlformats.org/officeDocument/2006/relationships" xmlns:m="http://schemas.openxmlformats.org/officeDocument/2006/math" xmlns:v="urn:schemas-microsoft-com:vml" xmlns:wp14="http://schemas.microsoft.com/office/word/2010/wordprocessingDrawing" xmlns:wp="http://schemas.openxmlformats.org/drawingml/2006/wordprocessingDrawing" xmlns:w10="urn:schemas-microsoft-com:office:word" xmlns:w="http://schemas.openxmlformats.org/wordprocessingml/2006/main" xmlns:w14="http://schemas.microsoft.com/office/word/2010/wordml" xmlns:w15="http://schemas.microsoft.com/office/word/2012/wordml" xmlns:w16cex="http://schemas.microsoft.com/office/word/2018/wordml/cex" xmlns:w16cid="http://schemas.microsoft.com/office/word/2016/wordml/cid" xmlns:w16="http://schemas.microsoft.com/office/word/2018/wordml" xmlns:w16sdtdh="http://schemas.microsoft.com/office/word/2020/wordml/sdtdatahash" xmlns:w16se="http://schemas.microsoft.com/office/word/2015/wordml/symex" xmlns:wpg="http://schemas.microsoft.com/office/word/2010/wordprocessingGroup" xmlns:wpi="http://schemas.microsoft.com/office/word/2010/wordprocessingInk" xmlns:wne="http://schemas.microsoft.com/office/word/2006/wordml" xmlns:wps="http://schemas.microsoft.com/office/word/2010/wordprocessingShape" mc:Ignorable="w14 w15 w16se w16cid w16 w16cex w16sdtdh wp14">
   <w:abstractNum w:abstractNumId="0" w15:restartNumberingAfterBreak="0">
     <w:nsid w:val="FFFFFFFB"/>
     <w:multiLevelType w:val="multilevel"/>
@@ -27985,34 +27988,34 @@
       </w:rPr>
     </w:lvl>
   </w:abstractNum>
-  <w:num w:numId="1">
+  <w:num w:numId="1" w16cid:durableId="552158486">
     <w:abstractNumId w:val="0"/>
   </w:num>
-  <w:num w:numId="2">
+  <w:num w:numId="2" w16cid:durableId="1946381108">
     <w:abstractNumId w:val="5"/>
   </w:num>
-  <w:num w:numId="3">
+  <w:num w:numId="3" w16cid:durableId="428239037">
     <w:abstractNumId w:val="1"/>
   </w:num>
-  <w:num w:numId="4">
+  <w:num w:numId="4" w16cid:durableId="424882657">
     <w:abstractNumId w:val="13"/>
   </w:num>
-  <w:num w:numId="5">
+  <w:num w:numId="5" w16cid:durableId="1704400888">
     <w:abstractNumId w:val="12"/>
   </w:num>
-  <w:num w:numId="6">
+  <w:num w:numId="6" w16cid:durableId="1468429106">
     <w:abstractNumId w:val="3"/>
   </w:num>
-  <w:num w:numId="7">
+  <w:num w:numId="7" w16cid:durableId="1389259693">
     <w:abstractNumId w:val="11"/>
   </w:num>
-  <w:num w:numId="8">
+  <w:num w:numId="8" w16cid:durableId="1671442954">
     <w:abstractNumId w:val="10"/>
   </w:num>
-  <w:num w:numId="9">
+  <w:num w:numId="9" w16cid:durableId="1075278301">
     <w:abstractNumId w:val="6"/>
   </w:num>
-  <w:num w:numId="10">
+  <w:num w:numId="10" w16cid:durableId="624242164">
     <w:abstractNumId w:val="0"/>
     <w:lvlOverride w:ilvl="0">
       <w:startOverride w:val="3"/>
@@ -28024,26 +28027,26 @@
       <w:startOverride w:val="2"/>
     </w:lvlOverride>
   </w:num>
-  <w:num w:numId="11">
+  <w:num w:numId="11" w16cid:durableId="1037463615">
     <w:abstractNumId w:val="8"/>
   </w:num>
-  <w:num w:numId="12">
+  <w:num w:numId="12" w16cid:durableId="765542808">
     <w:abstractNumId w:val="4"/>
   </w:num>
-  <w:num w:numId="13">
+  <w:num w:numId="13" w16cid:durableId="548689002">
     <w:abstractNumId w:val="9"/>
   </w:num>
-  <w:num w:numId="14">
+  <w:num w:numId="14" w16cid:durableId="674235462">
     <w:abstractNumId w:val="2"/>
   </w:num>
-  <w:num w:numId="15">
+  <w:num w:numId="15" w16cid:durableId="822236771">
     <w:abstractNumId w:val="7"/>
   </w:num>
 </w:numbering>
 </file>
 
 <file path=word/styles.xml><?xml version="1.0" encoding="utf-8"?>
-<w:styles xmlns:mc="http://schemas.openxmlformats.org/markup-compatibility/2006" xmlns:r="http://schemas.openxmlformats.org/officeDocument/2006/relationships" xmlns:w="http://schemas.openxmlformats.org/wordprocessingml/2006/main" xmlns:w14="http://schemas.microsoft.com/office/word/2010/wordml" xmlns:w15="http://schemas.microsoft.com/office/word/2012/wordml" xmlns:w16se="http://schemas.microsoft.com/office/word/2015/wordml/symex" mc:Ignorable="w14 w15 w16se">
+<w:styles xmlns:mc="http://schemas.openxmlformats.org/markup-compatibility/2006" xmlns:r="http://schemas.openxmlformats.org/officeDocument/2006/relationships" xmlns:w="http://schemas.openxmlformats.org/wordprocessingml/2006/main" xmlns:w14="http://schemas.microsoft.com/office/word/2010/wordml" xmlns:w15="http://schemas.microsoft.com/office/word/2012/wordml" xmlns:w16cex="http://schemas.microsoft.com/office/word/2018/wordml/cex" xmlns:w16cid="http://schemas.microsoft.com/office/word/2016/wordml/cid" xmlns:w16="http://schemas.microsoft.com/office/word/2018/wordml" xmlns:w16sdtdh="http://schemas.microsoft.com/office/word/2020/wordml/sdtdatahash" xmlns:w16se="http://schemas.microsoft.com/office/word/2015/wordml/symex" mc:Ignorable="w14 w15 w16se w16cid w16 w16cex w16sdtdh">
   <w:docDefaults>
     <w:rPrDefault>
       <w:rPr>
@@ -28053,7 +28056,7 @@
     </w:rPrDefault>
     <w:pPrDefault/>
   </w:docDefaults>
-  <w:latentStyles w:defLockedState="0" w:defUIPriority="99" w:defSemiHidden="0" w:defUnhideWhenUsed="0" w:defQFormat="0" w:count="371">
+  <w:latentStyles w:defLockedState="0" w:defUIPriority="99" w:defSemiHidden="0" w:defUnhideWhenUsed="0" w:defQFormat="0" w:count="376">
     <w:lsdException w:name="Normal" w:uiPriority="0" w:qFormat="1"/>
     <w:lsdException w:name="heading 1" w:uiPriority="0" w:qFormat="1"/>
     <w:lsdException w:name="heading 2" w:uiPriority="0" w:qFormat="1"/>
@@ -28159,7 +28162,7 @@
     <w:lsdException w:name="HTML Sample" w:semiHidden="1" w:unhideWhenUsed="1"/>
     <w:lsdException w:name="HTML Typewriter" w:semiHidden="1" w:unhideWhenUsed="1"/>
     <w:lsdException w:name="HTML Variable" w:semiHidden="1" w:unhideWhenUsed="1"/>
-    <w:lsdException w:name="Normal Table" w:semiHidden="1" w:unhideWhenUsed="1" w:qFormat="1"/>
+    <w:lsdException w:name="Normal Table" w:qFormat="1"/>
     <w:lsdException w:name="annotation subject" w:semiHidden="1" w:unhideWhenUsed="1"/>
     <w:lsdException w:name="No List" w:semiHidden="1" w:unhideWhenUsed="1"/>
     <w:lsdException w:name="Outline List 1" w:semiHidden="1" w:unhideWhenUsed="1"/>
@@ -28202,11 +28205,8 @@
     <w:lsdException w:name="Table Contemporary" w:semiHidden="1" w:unhideWhenUsed="1"/>
     <w:lsdException w:name="Table Elegant" w:semiHidden="1" w:unhideWhenUsed="1"/>
     <w:lsdException w:name="Table Professional" w:semiHidden="1" w:unhideWhenUsed="1"/>
-    <w:lsdException w:name="Table Subtle 1" w:semiHidden="1" w:unhideWhenUsed="1"/>
     <w:lsdException w:name="Table Subtle 2" w:semiHidden="1" w:unhideWhenUsed="1"/>
     <w:lsdException w:name="Table Web 1" w:semiHidden="1" w:unhideWhenUsed="1"/>
-    <w:lsdException w:name="Table Web 2" w:semiHidden="1" w:unhideWhenUsed="1"/>
-    <w:lsdException w:name="Table Web 3" w:semiHidden="1" w:unhideWhenUsed="1"/>
     <w:lsdException w:name="Balloon Text" w:semiHidden="1" w:unhideWhenUsed="1"/>
     <w:lsdException w:name="Table Grid" w:uiPriority="39" w:qFormat="1"/>
     <w:lsdException w:name="Table Theme" w:semiHidden="1" w:unhideWhenUsed="1"/>
@@ -28425,6 +28425,11 @@
     <w:lsdException w:name="List Table 5 Dark Accent 6" w:uiPriority="50"/>
     <w:lsdException w:name="List Table 6 Colorful Accent 6" w:uiPriority="51"/>
     <w:lsdException w:name="List Table 7 Colorful Accent 6" w:uiPriority="52"/>
+    <w:lsdException w:name="Mention" w:semiHidden="1" w:unhideWhenUsed="1"/>
+    <w:lsdException w:name="Smart Hyperlink" w:semiHidden="1" w:unhideWhenUsed="1"/>
+    <w:lsdException w:name="Hashtag" w:semiHidden="1" w:unhideWhenUsed="1"/>
+    <w:lsdException w:name="Unresolved Mention" w:semiHidden="1" w:unhideWhenUsed="1"/>
+    <w:lsdException w:name="Smart Link" w:semiHidden="1" w:unhideWhenUsed="1"/>
   </w:latentStyles>
   <w:style w:type="paragraph" w:default="1" w:styleId="Normal">
     <w:name w:val="Normal"/>
@@ -29020,8 +29025,8 @@
       <w:contextualSpacing/>
     </w:pPr>
   </w:style>
-  <w:style w:type="character" w:customStyle="1" w:styleId="UnresolvedMention">
-    <w:name w:val="Unresolved Mention"/>
+  <w:style w:type="character" w:customStyle="1" w:styleId="UnresolvedMention1">
+    <w:name w:val="Unresolved Mention1"/>
     <w:basedOn w:val="DefaultParagraphFont"/>
     <w:uiPriority w:val="99"/>
     <w:semiHidden/>
@@ -29036,7 +29041,7 @@
 </file>
 
 <file path=word/glossary/document.xml><?xml version="1.0" encoding="utf-8"?>
-<w:glossaryDocument xmlns:wpc="http://schemas.microsoft.com/office/word/2010/wordprocessingCanvas" xmlns:cx="http://schemas.microsoft.com/office/drawing/2014/chartex" xmlns:mc="http://schemas.openxmlformats.org/markup-compatibility/2006" xmlns:o="urn:schemas-microsoft-com:office:office" xmlns:r="http://schemas.openxmlformats.org/officeDocument/2006/relationships" xmlns:m="http://schemas.openxmlformats.org/officeDocument/2006/math" xmlns:v="urn:schemas-microsoft-com:vml" xmlns:wp14="http://schemas.microsoft.com/office/word/2010/wordprocessingDrawing" xmlns:wp="http://schemas.openxmlformats.org/drawingml/2006/wordprocessingDrawing" xmlns:w10="urn:schemas-microsoft-com:office:word" xmlns:w="http://schemas.openxmlformats.org/wordprocessingml/2006/main" xmlns:w14="http://schemas.microsoft.com/office/word/2010/wordml" xmlns:w15="http://schemas.microsoft.com/office/word/2012/wordml" xmlns:w16se="http://schemas.microsoft.com/office/word/2015/wordml/symex" xmlns:wpg="http://schemas.microsoft.com/office/word/2010/wordprocessingGroup" xmlns:wpi="http://schemas.microsoft.com/office/word/2010/wordprocessingInk" xmlns:wne="http://schemas.microsoft.com/office/word/2006/wordml" xmlns:wps="http://schemas.microsoft.com/office/word/2010/wordprocessingShape" mc:Ignorable="w14 w15 w16se wp14">
+<w:glossaryDocument xmlns:wpc="http://schemas.microsoft.com/office/word/2010/wordprocessingCanvas" xmlns:cx="http://schemas.microsoft.com/office/drawing/2014/chartex" xmlns:cx1="http://schemas.microsoft.com/office/drawing/2015/9/8/chartex" xmlns:cx2="http://schemas.microsoft.com/office/drawing/2015/10/21/chartex" xmlns:cx3="http://schemas.microsoft.com/office/drawing/2016/5/9/chartex" xmlns:cx4="http://schemas.microsoft.com/office/drawing/2016/5/10/chartex" xmlns:cx5="http://schemas.microsoft.com/office/drawing/2016/5/11/chartex" xmlns:cx6="http://schemas.microsoft.com/office/drawing/2016/5/12/chartex" xmlns:cx7="http://schemas.microsoft.com/office/drawing/2016/5/13/chartex" xmlns:cx8="http://schemas.microsoft.com/office/drawing/2016/5/14/chartex" xmlns:mc="http://schemas.openxmlformats.org/markup-compatibility/2006" xmlns:aink="http://schemas.microsoft.com/office/drawing/2016/ink" xmlns:am3d="http://schemas.microsoft.com/office/drawing/2017/model3d" xmlns:o="urn:schemas-microsoft-com:office:office" xmlns:oel="http://schemas.microsoft.com/office/2019/extlst" xmlns:r="http://schemas.openxmlformats.org/officeDocument/2006/relationships" xmlns:m="http://schemas.openxmlformats.org/officeDocument/2006/math" xmlns:v="urn:schemas-microsoft-com:vml" xmlns:wp14="http://schemas.microsoft.com/office/word/2010/wordprocessingDrawing" xmlns:wp="http://schemas.openxmlformats.org/drawingml/2006/wordprocessingDrawing" xmlns:w10="urn:schemas-microsoft-com:office:word" xmlns:w="http://schemas.openxmlformats.org/wordprocessingml/2006/main" xmlns:w14="http://schemas.microsoft.com/office/word/2010/wordml" xmlns:w15="http://schemas.microsoft.com/office/word/2012/wordml" xmlns:w16cex="http://schemas.microsoft.com/office/word/2018/wordml/cex" xmlns:w16cid="http://schemas.microsoft.com/office/word/2016/wordml/cid" xmlns:w16="http://schemas.microsoft.com/office/word/2018/wordml" xmlns:w16sdtdh="http://schemas.microsoft.com/office/word/2020/wordml/sdtdatahash" xmlns:w16se="http://schemas.microsoft.com/office/word/2015/wordml/symex" xmlns:wpg="http://schemas.microsoft.com/office/word/2010/wordprocessingGroup" xmlns:wpi="http://schemas.microsoft.com/office/word/2010/wordprocessingInk" xmlns:wne="http://schemas.microsoft.com/office/word/2006/wordml" xmlns:wps="http://schemas.microsoft.com/office/word/2010/wordprocessingShape" mc:Ignorable="w14 w15 w16se w16cid w16 w16cex w16sdtdh wp14">
   <w:docParts>
     <w:docPart>
       <w:docPartPr>
@@ -29062,7 +29067,7 @@
             <w:rPr>
               <w:rFonts w:asciiTheme="majorHAnsi" w:eastAsiaTheme="majorEastAsia" w:hAnsiTheme="majorHAnsi" w:cstheme="majorBidi"/>
               <w:caps/>
-              <w:color w:val="5B9BD5" w:themeColor="accent1"/>
+              <w:color w:val="4472C4" w:themeColor="accent1"/>
               <w:sz w:val="80"/>
               <w:szCs w:val="80"/>
             </w:rPr>
@@ -29093,7 +29098,7 @@
           </w:pPr>
           <w:r>
             <w:rPr>
-              <w:color w:val="5B9BD5" w:themeColor="accent1"/>
+              <w:color w:val="4472C4" w:themeColor="accent1"/>
               <w:sz w:val="28"/>
               <w:szCs w:val="28"/>
             </w:rPr>
@@ -29107,7 +29112,7 @@
 </file>
 
 <file path=word/glossary/endnotes.xml><?xml version="1.0" encoding="utf-8"?>
-<w:endnotes xmlns:wpc="http://schemas.microsoft.com/office/word/2010/wordprocessingCanvas" xmlns:cx="http://schemas.microsoft.com/office/drawing/2014/chartex" xmlns:mc="http://schemas.openxmlformats.org/markup-compatibility/2006" xmlns:o="urn:schemas-microsoft-com:office:office" xmlns:r="http://schemas.openxmlformats.org/officeDocument/2006/relationships" xmlns:m="http://schemas.openxmlformats.org/officeDocument/2006/math" xmlns:v="urn:schemas-microsoft-com:vml" xmlns:wp14="http://schemas.microsoft.com/office/word/2010/wordprocessingDrawing" xmlns:wp="http://schemas.openxmlformats.org/drawingml/2006/wordprocessingDrawing" xmlns:w10="urn:schemas-microsoft-com:office:word" xmlns:w="http://schemas.openxmlformats.org/wordprocessingml/2006/main" xmlns:w14="http://schemas.microsoft.com/office/word/2010/wordml" xmlns:w15="http://schemas.microsoft.com/office/word/2012/wordml" xmlns:w16se="http://schemas.microsoft.com/office/word/2015/wordml/symex" xmlns:wpg="http://schemas.microsoft.com/office/word/2010/wordprocessingGroup" xmlns:wpi="http://schemas.microsoft.com/office/word/2010/wordprocessingInk" xmlns:wne="http://schemas.microsoft.com/office/word/2006/wordml" xmlns:wps="http://schemas.microsoft.com/office/word/2010/wordprocessingShape" mc:Ignorable="w14 w15 w16se wp14">
+<w:endnotes xmlns:wpc="http://schemas.microsoft.com/office/word/2010/wordprocessingCanvas" xmlns:cx="http://schemas.microsoft.com/office/drawing/2014/chartex" xmlns:cx1="http://schemas.microsoft.com/office/drawing/2015/9/8/chartex" xmlns:cx2="http://schemas.microsoft.com/office/drawing/2015/10/21/chartex" xmlns:cx3="http://schemas.microsoft.com/office/drawing/2016/5/9/chartex" xmlns:cx4="http://schemas.microsoft.com/office/drawing/2016/5/10/chartex" xmlns:cx5="http://schemas.microsoft.com/office/drawing/2016/5/11/chartex" xmlns:cx6="http://schemas.microsoft.com/office/drawing/2016/5/12/chartex" xmlns:cx7="http://schemas.microsoft.com/office/drawing/2016/5/13/chartex" xmlns:cx8="http://schemas.microsoft.com/office/drawing/2016/5/14/chartex" xmlns:mc="http://schemas.openxmlformats.org/markup-compatibility/2006" xmlns:aink="http://schemas.microsoft.com/office/drawing/2016/ink" xmlns:am3d="http://schemas.microsoft.com/office/drawing/2017/model3d" xmlns:o="urn:schemas-microsoft-com:office:office" xmlns:oel="http://schemas.microsoft.com/office/2019/extlst" xmlns:r="http://schemas.openxmlformats.org/officeDocument/2006/relationships" xmlns:m="http://schemas.openxmlformats.org/officeDocument/2006/math" xmlns:v="urn:schemas-microsoft-com:vml" xmlns:wp14="http://schemas.microsoft.com/office/word/2010/wordprocessingDrawing" xmlns:wp="http://schemas.openxmlformats.org/drawingml/2006/wordprocessingDrawing" xmlns:w10="urn:schemas-microsoft-com:office:word" xmlns:w="http://schemas.openxmlformats.org/wordprocessingml/2006/main" xmlns:w14="http://schemas.microsoft.com/office/word/2010/wordml" xmlns:w15="http://schemas.microsoft.com/office/word/2012/wordml" xmlns:w16cex="http://schemas.microsoft.com/office/word/2018/wordml/cex" xmlns:w16cid="http://schemas.microsoft.com/office/word/2016/wordml/cid" xmlns:w16="http://schemas.microsoft.com/office/word/2018/wordml" xmlns:w16sdtdh="http://schemas.microsoft.com/office/word/2020/wordml/sdtdatahash" xmlns:w16se="http://schemas.microsoft.com/office/word/2015/wordml/symex" xmlns:wpg="http://schemas.microsoft.com/office/word/2010/wordprocessingGroup" xmlns:wpi="http://schemas.microsoft.com/office/word/2010/wordprocessingInk" xmlns:wne="http://schemas.microsoft.com/office/word/2006/wordml" xmlns:wps="http://schemas.microsoft.com/office/word/2010/wordprocessingShape" mc:Ignorable="w14 w15 w16se w16cid w16 w16cex w16sdtdh wp14">
   <w:endnote w:type="separator" w:id="-1">
     <w:p>
       <w:pPr>
@@ -29132,7 +29137,7 @@
 </file>
 
 <file path=word/glossary/fontTable.xml><?xml version="1.0" encoding="utf-8"?>
-<w:fonts xmlns:mc="http://schemas.openxmlformats.org/markup-compatibility/2006" xmlns:r="http://schemas.openxmlformats.org/officeDocument/2006/relationships" xmlns:w="http://schemas.openxmlformats.org/wordprocessingml/2006/main" xmlns:w14="http://schemas.microsoft.com/office/word/2010/wordml" xmlns:w15="http://schemas.microsoft.com/office/word/2012/wordml" xmlns:w16se="http://schemas.microsoft.com/office/word/2015/wordml/symex" mc:Ignorable="w14 w15 w16se">
+<w:fonts xmlns:mc="http://schemas.openxmlformats.org/markup-compatibility/2006" xmlns:r="http://schemas.openxmlformats.org/officeDocument/2006/relationships" xmlns:w="http://schemas.openxmlformats.org/wordprocessingml/2006/main" xmlns:w14="http://schemas.microsoft.com/office/word/2010/wordml" xmlns:w15="http://schemas.microsoft.com/office/word/2012/wordml" xmlns:w16cex="http://schemas.microsoft.com/office/word/2018/wordml/cex" xmlns:w16cid="http://schemas.microsoft.com/office/word/2016/wordml/cid" xmlns:w16="http://schemas.microsoft.com/office/word/2018/wordml" xmlns:w16sdtdh="http://schemas.microsoft.com/office/word/2020/wordml/sdtdatahash" xmlns:w16se="http://schemas.microsoft.com/office/word/2015/wordml/symex" mc:Ignorable="w14 w15 w16se w16cid w16 w16cex w16sdtdh">
   <w:font w:name="Symbol">
     <w:panose1 w:val="05050102010706020507"/>
     <w:charset w:val="02"/>
@@ -29209,7 +29214,7 @@
 </file>
 
 <file path=word/glossary/footnotes.xml><?xml version="1.0" encoding="utf-8"?>
-<w:footnotes xmlns:wpc="http://schemas.microsoft.com/office/word/2010/wordprocessingCanvas" xmlns:cx="http://schemas.microsoft.com/office/drawing/2014/chartex" xmlns:mc="http://schemas.openxmlformats.org/markup-compatibility/2006" xmlns:o="urn:schemas-microsoft-com:office:office" xmlns:r="http://schemas.openxmlformats.org/officeDocument/2006/relationships" xmlns:m="http://schemas.openxmlformats.org/officeDocument/2006/math" xmlns:v="urn:schemas-microsoft-com:vml" xmlns:wp14="http://schemas.microsoft.com/office/word/2010/wordprocessingDrawing" xmlns:wp="http://schemas.openxmlformats.org/drawingml/2006/wordprocessingDrawing" xmlns:w10="urn:schemas-microsoft-com:office:word" xmlns:w="http://schemas.openxmlformats.org/wordprocessingml/2006/main" xmlns:w14="http://schemas.microsoft.com/office/word/2010/wordml" xmlns:w15="http://schemas.microsoft.com/office/word/2012/wordml" xmlns:w16se="http://schemas.microsoft.com/office/word/2015/wordml/symex" xmlns:wpg="http://schemas.microsoft.com/office/word/2010/wordprocessingGroup" xmlns:wpi="http://schemas.microsoft.com/office/word/2010/wordprocessingInk" xmlns:wne="http://schemas.microsoft.com/office/word/2006/wordml" xmlns:wps="http://schemas.microsoft.com/office/word/2010/wordprocessingShape" mc:Ignorable="w14 w15 w16se wp14">
+<w:footnotes xmlns:wpc="http://schemas.microsoft.com/office/word/2010/wordprocessingCanvas" xmlns:cx="http://schemas.microsoft.com/office/drawing/2014/chartex" xmlns:cx1="http://schemas.microsoft.com/office/drawing/2015/9/8/chartex" xmlns:cx2="http://schemas.microsoft.com/office/drawing/2015/10/21/chartex" xmlns:cx3="http://schemas.microsoft.com/office/drawing/2016/5/9/chartex" xmlns:cx4="http://schemas.microsoft.com/office/drawing/2016/5/10/chartex" xmlns:cx5="http://schemas.microsoft.com/office/drawing/2016/5/11/chartex" xmlns:cx6="http://schemas.microsoft.com/office/drawing/2016/5/12/chartex" xmlns:cx7="http://schemas.microsoft.com/office/drawing/2016/5/13/chartex" xmlns:cx8="http://schemas.microsoft.com/office/drawing/2016/5/14/chartex" xmlns:mc="http://schemas.openxmlformats.org/markup-compatibility/2006" xmlns:aink="http://schemas.microsoft.com/office/drawing/2016/ink" xmlns:am3d="http://schemas.microsoft.com/office/drawing/2017/model3d" xmlns:o="urn:schemas-microsoft-com:office:office" xmlns:oel="http://schemas.microsoft.com/office/2019/extlst" xmlns:r="http://schemas.openxmlformats.org/officeDocument/2006/relationships" xmlns:m="http://schemas.openxmlformats.org/officeDocument/2006/math" xmlns:v="urn:schemas-microsoft-com:vml" xmlns:wp14="http://schemas.microsoft.com/office/word/2010/wordprocessingDrawing" xmlns:wp="http://schemas.openxmlformats.org/drawingml/2006/wordprocessingDrawing" xmlns:w10="urn:schemas-microsoft-com:office:word" xmlns:w="http://schemas.openxmlformats.org/wordprocessingml/2006/main" xmlns:w14="http://schemas.microsoft.com/office/word/2010/wordml" xmlns:w15="http://schemas.microsoft.com/office/word/2012/wordml" xmlns:w16cex="http://schemas.microsoft.com/office/word/2018/wordml/cex" xmlns:w16cid="http://schemas.microsoft.com/office/word/2016/wordml/cid" xmlns:w16="http://schemas.microsoft.com/office/word/2018/wordml" xmlns:w16sdtdh="http://schemas.microsoft.com/office/word/2020/wordml/sdtdatahash" xmlns:w16se="http://schemas.microsoft.com/office/word/2015/wordml/symex" xmlns:wpg="http://schemas.microsoft.com/office/word/2010/wordprocessingGroup" xmlns:wpi="http://schemas.microsoft.com/office/word/2010/wordprocessingInk" xmlns:wne="http://schemas.microsoft.com/office/word/2006/wordml" xmlns:wps="http://schemas.microsoft.com/office/word/2010/wordprocessingShape" mc:Ignorable="w14 w15 w16se w16cid w16 w16cex w16sdtdh wp14">
   <w:footnote w:type="separator" w:id="-1">
     <w:p>
       <w:pPr>
@@ -29234,7 +29239,7 @@
 </file>
 
 <file path=word/glossary/settings.xml><?xml version="1.0" encoding="utf-8"?>
-<w:settings xmlns:mc="http://schemas.openxmlformats.org/markup-compatibility/2006" xmlns:o="urn:schemas-microsoft-com:office:office" xmlns:r="http://schemas.openxmlformats.org/officeDocument/2006/relationships" xmlns:m="http://schemas.openxmlformats.org/officeDocument/2006/math" xmlns:v="urn:schemas-microsoft-com:vml" xmlns:w10="urn:schemas-microsoft-com:office:word" xmlns:w="http://schemas.openxmlformats.org/wordprocessingml/2006/main" xmlns:w14="http://schemas.microsoft.com/office/word/2010/wordml" xmlns:w15="http://schemas.microsoft.com/office/word/2012/wordml" xmlns:w16se="http://schemas.microsoft.com/office/word/2015/wordml/symex" xmlns:sl="http://schemas.openxmlformats.org/schemaLibrary/2006/main" mc:Ignorable="w14 w15 w16se">
+<w:settings xmlns:mc="http://schemas.openxmlformats.org/markup-compatibility/2006" xmlns:o="urn:schemas-microsoft-com:office:office" xmlns:r="http://schemas.openxmlformats.org/officeDocument/2006/relationships" xmlns:m="http://schemas.openxmlformats.org/officeDocument/2006/math" xmlns:v="urn:schemas-microsoft-com:vml" xmlns:w10="urn:schemas-microsoft-com:office:word" xmlns:w="http://schemas.openxmlformats.org/wordprocessingml/2006/main" xmlns:w14="http://schemas.microsoft.com/office/word/2010/wordml" xmlns:w15="http://schemas.microsoft.com/office/word/2012/wordml" xmlns:w16cex="http://schemas.microsoft.com/office/word/2018/wordml/cex" xmlns:w16cid="http://schemas.microsoft.com/office/word/2016/wordml/cid" xmlns:w16="http://schemas.microsoft.com/office/word/2018/wordml" xmlns:w16sdtdh="http://schemas.microsoft.com/office/word/2020/wordml/sdtdatahash" xmlns:w16se="http://schemas.microsoft.com/office/word/2015/wordml/symex" xmlns:sl="http://schemas.openxmlformats.org/schemaLibrary/2006/main" mc:Ignorable="w14 w15 w16se w16cid w16 w16cex w16sdtdh">
   <w:defaultTabStop w:val="720"/>
   <w:characterSpacingControl w:val="doNotCompress"/>
   <w:footnotePr>
@@ -29252,6 +29257,7 @@
     <w:compatSetting w:name="enableOpenTypeFeatures" w:uri="http://schemas.microsoft.com/office/word" w:val="1"/>
     <w:compatSetting w:name="doNotFlipMirrorIndents" w:uri="http://schemas.microsoft.com/office/word" w:val="1"/>
     <w:compatSetting w:name="differentiateMultirowTableHeaders" w:uri="http://schemas.microsoft.com/office/word" w:val="1"/>
+    <w:compatSetting w:name="useWord2013TrackBottomHyphenation" w:uri="http://schemas.microsoft.com/office/word" w:val="1"/>
   </w:compat>
   <w:rsids>
     <w:rsidRoot w:val="00F152FF"/>
@@ -29266,6 +29272,7 @@
     <w:rsid w:val="00314A2A"/>
     <w:rsid w:val="00354AFF"/>
     <w:rsid w:val="003C3E97"/>
+    <w:rsid w:val="003F71F4"/>
     <w:rsid w:val="00402A27"/>
     <w:rsid w:val="00416DE4"/>
     <w:rsid w:val="00425D35"/>
@@ -29319,7 +29326,7 @@
 </file>
 
 <file path=word/glossary/styles.xml><?xml version="1.0" encoding="utf-8"?>
-<w:styles xmlns:mc="http://schemas.openxmlformats.org/markup-compatibility/2006" xmlns:r="http://schemas.openxmlformats.org/officeDocument/2006/relationships" xmlns:w="http://schemas.openxmlformats.org/wordprocessingml/2006/main" xmlns:w14="http://schemas.microsoft.com/office/word/2010/wordml" xmlns:w15="http://schemas.microsoft.com/office/word/2012/wordml" xmlns:w16se="http://schemas.microsoft.com/office/word/2015/wordml/symex" mc:Ignorable="w14 w15 w16se">
+<w:styles xmlns:mc="http://schemas.openxmlformats.org/markup-compatibility/2006" xmlns:r="http://schemas.openxmlformats.org/officeDocument/2006/relationships" xmlns:w="http://schemas.openxmlformats.org/wordprocessingml/2006/main" xmlns:w14="http://schemas.microsoft.com/office/word/2010/wordml" xmlns:w15="http://schemas.microsoft.com/office/word/2012/wordml" xmlns:w16cex="http://schemas.microsoft.com/office/word/2018/wordml/cex" xmlns:w16cid="http://schemas.microsoft.com/office/word/2016/wordml/cid" xmlns:w16="http://schemas.microsoft.com/office/word/2018/wordml" xmlns:w16sdtdh="http://schemas.microsoft.com/office/word/2020/wordml/sdtdatahash" xmlns:w16se="http://schemas.microsoft.com/office/word/2015/wordml/symex" mc:Ignorable="w14 w15 w16se w16cid w16 w16cex w16sdtdh">
   <w:docDefaults>
     <w:rPrDefault>
       <w:rPr>
@@ -29329,7 +29336,7 @@
     </w:rPrDefault>
     <w:pPrDefault/>
   </w:docDefaults>
-  <w:latentStyles w:defLockedState="0" w:defUIPriority="99" w:defSemiHidden="0" w:defUnhideWhenUsed="0" w:defQFormat="0" w:count="371">
+  <w:latentStyles w:defLockedState="0" w:defUIPriority="99" w:defSemiHidden="0" w:defUnhideWhenUsed="0" w:defQFormat="0" w:count="376">
     <w:lsdException w:name="Normal" w:uiPriority="0" w:qFormat="1"/>
     <w:lsdException w:name="heading 1" w:semiHidden="1" w:unhideWhenUsed="1"/>
     <w:lsdException w:name="heading 2" w:semiHidden="1" w:unhideWhenUsed="1"/>
@@ -29435,7 +29442,6 @@
     <w:lsdException w:name="HTML Sample" w:semiHidden="1" w:unhideWhenUsed="1"/>
     <w:lsdException w:name="HTML Typewriter" w:semiHidden="1" w:unhideWhenUsed="1"/>
     <w:lsdException w:name="HTML Variable" w:semiHidden="1" w:unhideWhenUsed="1"/>
-    <w:lsdException w:name="Normal Table" w:semiHidden="1" w:unhideWhenUsed="1"/>
     <w:lsdException w:name="annotation subject" w:semiHidden="1" w:unhideWhenUsed="1"/>
     <w:lsdException w:name="No List" w:semiHidden="1" w:unhideWhenUsed="1"/>
     <w:lsdException w:name="Outline List 1" w:semiHidden="1" w:unhideWhenUsed="1"/>
@@ -29478,11 +29484,8 @@
     <w:lsdException w:name="Table Contemporary" w:semiHidden="1" w:unhideWhenUsed="1"/>
     <w:lsdException w:name="Table Elegant" w:semiHidden="1" w:unhideWhenUsed="1"/>
     <w:lsdException w:name="Table Professional" w:semiHidden="1" w:unhideWhenUsed="1"/>
-    <w:lsdException w:name="Table Subtle 1" w:semiHidden="1" w:unhideWhenUsed="1"/>
     <w:lsdException w:name="Table Subtle 2" w:semiHidden="1" w:unhideWhenUsed="1"/>
     <w:lsdException w:name="Table Web 1" w:semiHidden="1" w:unhideWhenUsed="1"/>
-    <w:lsdException w:name="Table Web 2" w:semiHidden="1" w:unhideWhenUsed="1"/>
-    <w:lsdException w:name="Table Web 3" w:semiHidden="1" w:unhideWhenUsed="1"/>
     <w:lsdException w:name="Balloon Text" w:semiHidden="1" w:unhideWhenUsed="1"/>
     <w:lsdException w:name="Table Theme" w:semiHidden="1" w:unhideWhenUsed="1"/>
     <w:lsdException w:name="Placeholder Text" w:semiHidden="1" w:unhideWhenUsed="1"/>
@@ -29502,10 +29505,6 @@
     <w:lsdException w:name="Colorful List"/>
     <w:lsdException w:name="Colorful Grid"/>
     <w:lsdException w:name="Light Shading Accent 1"/>
-    <w:lsdException w:name="Light List Accent 1"/>
-    <w:lsdException w:name="Light Grid Accent 1"/>
-    <w:lsdException w:name="Medium Shading 1 Accent 1"/>
-    <w:lsdException w:name="Medium Shading 2 Accent 1"/>
     <w:lsdException w:name="Medium List 1 Accent 1"/>
     <w:lsdException w:name="Revision" w:semiHidden="1" w:unhideWhenUsed="1"/>
     <w:lsdException w:name="List Paragraph" w:semiHidden="1" w:unhideWhenUsed="1"/>
@@ -29584,11 +29583,6 @@
     <w:lsdException w:name="Medium List 2 Accent 6"/>
     <w:lsdException w:name="Medium Grid 1 Accent 6"/>
     <w:lsdException w:name="Medium Grid 2 Accent 6"/>
-    <w:lsdException w:name="Medium Grid 3 Accent 6"/>
-    <w:lsdException w:name="Dark List Accent 6"/>
-    <w:lsdException w:name="Colorful Shading Accent 6"/>
-    <w:lsdException w:name="Colorful List Accent 6"/>
-    <w:lsdException w:name="Colorful Grid Accent 6"/>
     <w:lsdException w:name="Subtle Emphasis" w:uiPriority="19" w:qFormat="1"/>
     <w:lsdException w:name="Intense Emphasis" w:uiPriority="21" w:qFormat="1"/>
     <w:lsdException w:name="Subtle Reference" w:uiPriority="31" w:qFormat="1"/>
@@ -29700,6 +29694,11 @@
     <w:lsdException w:name="List Table 5 Dark Accent 6" w:uiPriority="50"/>
     <w:lsdException w:name="List Table 6 Colorful Accent 6" w:uiPriority="51"/>
     <w:lsdException w:name="List Table 7 Colorful Accent 6" w:uiPriority="52"/>
+    <w:lsdException w:name="Mention" w:semiHidden="1" w:unhideWhenUsed="1"/>
+    <w:lsdException w:name="Smart Hyperlink" w:semiHidden="1" w:unhideWhenUsed="1"/>
+    <w:lsdException w:name="Hashtag" w:semiHidden="1" w:unhideWhenUsed="1"/>
+    <w:lsdException w:name="Unresolved Mention" w:semiHidden="1" w:unhideWhenUsed="1"/>
+    <w:lsdException w:name="Smart Link" w:semiHidden="1" w:unhideWhenUsed="1"/>
   </w:latentStyles>
   <w:style w:type="paragraph" w:default="1" w:styleId="Normal">
     <w:name w:val="Normal"/>
@@ -29763,7 +29762,7 @@
 </file>
 
 <file path=word/glossary/webSettings.xml><?xml version="1.0" encoding="utf-8"?>
-<w:webSettings xmlns:mc="http://schemas.openxmlformats.org/markup-compatibility/2006" xmlns:r="http://schemas.openxmlformats.org/officeDocument/2006/relationships" xmlns:w="http://schemas.openxmlformats.org/wordprocessingml/2006/main" xmlns:w14="http://schemas.microsoft.com/office/word/2010/wordml" xmlns:w15="http://schemas.microsoft.com/office/word/2012/wordml" xmlns:w16se="http://schemas.microsoft.com/office/word/2015/wordml/symex" mc:Ignorable="w14 w15 w16se"/>
+<w:webSettings xmlns:mc="http://schemas.openxmlformats.org/markup-compatibility/2006" xmlns:r="http://schemas.openxmlformats.org/officeDocument/2006/relationships" xmlns:w="http://schemas.openxmlformats.org/wordprocessingml/2006/main" xmlns:w14="http://schemas.microsoft.com/office/word/2010/wordml" xmlns:w15="http://schemas.microsoft.com/office/word/2012/wordml" xmlns:w16cex="http://schemas.microsoft.com/office/word/2018/wordml/cex" xmlns:w16cid="http://schemas.microsoft.com/office/word/2016/wordml/cid" xmlns:w16="http://schemas.microsoft.com/office/word/2018/wordml" xmlns:w16sdtdh="http://schemas.microsoft.com/office/word/2020/wordml/sdtdatahash" xmlns:w16se="http://schemas.microsoft.com/office/word/2015/wordml/symex" mc:Ignorable="w14 w15 w16se w16cid w16 w16cex w16sdtdh"/>
 </file>
 
 <file path=word/theme/theme1.xml><?xml version="1.0" encoding="utf-8"?>
@@ -30034,16 +30033,16 @@
 </file>
 
 <file path=customXml/item2.xml><?xml version="1.0" encoding="utf-8"?>
+<b:Sources xmlns:b="http://schemas.openxmlformats.org/officeDocument/2006/bibliography" xmlns="http://schemas.openxmlformats.org/officeDocument/2006/bibliography" SelectedStyle="\APASixthEditionOfficeOnline.xsl" StyleName="APA" Version="6"/>
+</file>
+
+<file path=customXml/item3.xml><?xml version="1.0" encoding="utf-8"?>
 <s:customData xmlns="http://www.wps.cn/officeDocument/2013/wpsCustomData" xmlns:s="http://www.wps.cn/officeDocument/2013/wpsCustomData">
   <customSectProps/>
   <customShpExts>
     <customShpInfo spid="_x0000_s1026" textRotate="1"/>
   </customShpExts>
 </s:customData>
-</file>
-
-<file path=customXml/item3.xml><?xml version="1.0" encoding="utf-8"?>
-<b:Sources xmlns:b="http://schemas.openxmlformats.org/officeDocument/2006/bibliography" xmlns="http://schemas.openxmlformats.org/officeDocument/2006/bibliography" SelectedStyle="\APASixthEditionOfficeOnline.xsl" StyleName="APA" Version="6"/>
 </file>
 
 <file path=customXml/itemProps1.xml><?xml version="1.0" encoding="utf-8"?>
@@ -30055,17 +30054,17 @@
 </file>
 
 <file path=customXml/itemProps2.xml><?xml version="1.0" encoding="utf-8"?>
+<ds:datastoreItem xmlns:ds="http://schemas.openxmlformats.org/officeDocument/2006/customXml" ds:itemID="{EA775C9D-B839-4C37-B9BA-2CDAC600A35B}">
+  <ds:schemaRefs>
+    <ds:schemaRef ds:uri="http://schemas.openxmlformats.org/officeDocument/2006/bibliography"/>
+  </ds:schemaRefs>
+</ds:datastoreItem>
+</file>
+
+<file path=customXml/itemProps3.xml><?xml version="1.0" encoding="utf-8"?>
 <ds:datastoreItem xmlns:ds="http://schemas.openxmlformats.org/officeDocument/2006/customXml" ds:itemID="{B1977F7D-205B-4081-913C-38D41E755F92}">
   <ds:schemaRefs>
     <ds:schemaRef ds:uri="http://www.wps.cn/officeDocument/2013/wpsCustomData"/>
   </ds:schemaRefs>
 </ds:datastoreItem>
-</file>
-
-<file path=customXml/itemProps3.xml><?xml version="1.0" encoding="utf-8"?>
-<ds:datastoreItem xmlns:ds="http://schemas.openxmlformats.org/officeDocument/2006/customXml" ds:itemID="{EA775C9D-B839-4C37-B9BA-2CDAC600A35B}">
-  <ds:schemaRefs>
-    <ds:schemaRef ds:uri="http://schemas.openxmlformats.org/officeDocument/2006/bibliography"/>
-  </ds:schemaRefs>
-</ds:datastoreItem>
 </file>